--- a/docs/SINTAXIA_O_MUNDO_DA_PROGRAMAÇÃO.docx
+++ b/docs/SINTAXIA_O_MUNDO_DA_PROGRAMAÇÃO.docx
@@ -1336,7 +1336,19 @@
           <w:szCs w:val="20"/>
           <w:lang w:eastAsia="pt-BR"/>
         </w:rPr>
-        <w:t>Orientando(a):</w:t>
+        <w:t xml:space="preserve">Orientando(a): </w:t>
+      </w:r>
+      <w:r>
+        <w:rPr>
+          <w:rFonts w:cs="Arial"/>
+          <w:b/>
+          <w:bCs/>
+          <w:color w:val="000000"/>
+          <w:sz w:val="20"/>
+          <w:szCs w:val="20"/>
+          <w:lang w:eastAsia="pt-BR"/>
+        </w:rPr>
+        <w:t>Victor Hugo Ribeiro Felix</w:t>
       </w:r>
     </w:p>
     <w:p>
@@ -3014,17 +3026,19 @@
         <w:rPr/>
         <w:fldChar w:fldCharType="separate"/>
       </w:r>
-      <w:commentRangeStart w:id="3"/>
-      <w:r>
-        <w:rPr/>
-        <w:t xml:space="preserve"> </w:t>
-      </w:r>
-      <w:r>
-        <w:rPr/>
-        <w:t>Figura 1: Mapa Mental do sistema</w:t>
-        <w:tab/>
-        <w:t>28</w:t>
-      </w:r>
+      <w:hyperlink w:anchor="Figura!0|sequence" w:tooltip=" Figura 1: Mapa Mental do sistema">
+        <w:commentRangeStart w:id="3"/>
+        <w:r>
+          <w:rPr/>
+          <w:t xml:space="preserve"> </w:t>
+        </w:r>
+        <w:r>
+          <w:rPr/>
+          <w:t>Figura 1: Mapa Mental do sistema</w:t>
+          <w:tab/>
+          <w:t>27</w:t>
+        </w:r>
+      </w:hyperlink>
     </w:p>
     <w:p>
       <w:pPr>
@@ -3035,16 +3049,18 @@
         </w:tabs>
         <w:rPr/>
       </w:pPr>
-      <w:r>
-        <w:rPr/>
-        <w:t xml:space="preserve"> </w:t>
-      </w:r>
-      <w:r>
-        <w:rPr/>
-        <w:t>Figura 2: Protótipo da tela de login</w:t>
-        <w:tab/>
-        <w:t>29</w:t>
-      </w:r>
+      <w:hyperlink w:anchor="Figura!1|sequence" w:tooltip=" Figura 2: Protótipo da tela de login">
+        <w:r>
+          <w:rPr/>
+          <w:t xml:space="preserve"> </w:t>
+        </w:r>
+        <w:r>
+          <w:rPr/>
+          <w:t>Figura 2: Protótipo da tela de login</w:t>
+          <w:tab/>
+          <w:t>28</w:t>
+        </w:r>
+      </w:hyperlink>
     </w:p>
     <w:p>
       <w:pPr>
@@ -3055,16 +3071,18 @@
         </w:tabs>
         <w:rPr/>
       </w:pPr>
-      <w:r>
-        <w:rPr/>
-        <w:t xml:space="preserve"> </w:t>
-      </w:r>
-      <w:r>
-        <w:rPr/>
-        <w:t>Figura 3: Protótipo da tela de cadastro</w:t>
-        <w:tab/>
-        <w:t>30</w:t>
-      </w:r>
+      <w:hyperlink w:anchor="Figura!2|sequence" w:tooltip=" Figura 3: Protótipo da tela de cadastro">
+        <w:r>
+          <w:rPr/>
+          <w:t xml:space="preserve"> </w:t>
+        </w:r>
+        <w:r>
+          <w:rPr/>
+          <w:t>Figura 3: Protótipo da tela de cadastro</w:t>
+          <w:tab/>
+          <w:t>29</w:t>
+        </w:r>
+      </w:hyperlink>
     </w:p>
     <w:p>
       <w:pPr>
@@ -3075,16 +3093,18 @@
         </w:tabs>
         <w:rPr/>
       </w:pPr>
-      <w:r>
-        <w:rPr/>
-        <w:t xml:space="preserve"> </w:t>
-      </w:r>
-      <w:r>
-        <w:rPr/>
-        <w:t>Figura 4: Protótipo da tela de progresso</w:t>
-        <w:tab/>
-        <w:t>30</w:t>
-      </w:r>
+      <w:hyperlink w:anchor="Figura!3|sequence" w:tooltip=" Figura 4: Protótipo da tela de progresso">
+        <w:r>
+          <w:rPr/>
+          <w:t xml:space="preserve"> </w:t>
+        </w:r>
+        <w:r>
+          <w:rPr/>
+          <w:t>Figura 4: Protótipo da tela de progresso</w:t>
+          <w:tab/>
+          <w:t>30</w:t>
+        </w:r>
+      </w:hyperlink>
     </w:p>
     <w:p>
       <w:pPr>
@@ -3095,12 +3115,14 @@
         </w:tabs>
         <w:rPr/>
       </w:pPr>
-      <w:r>
-        <w:rPr/>
-        <w:t>Figura 5: Protótipo da tela de conquista</w:t>
-        <w:tab/>
-        <w:t>31</w:t>
-      </w:r>
+      <w:hyperlink w:anchor="Figura!4|sequence" w:tooltip="Figura 5: Protótipo da tela de conquista">
+        <w:r>
+          <w:rPr/>
+          <w:t>Figura 5: Protótipo da tela de conquista</w:t>
+          <w:tab/>
+          <w:t>31</w:t>
+        </w:r>
+      </w:hyperlink>
     </w:p>
     <w:p>
       <w:pPr>
@@ -3111,16 +3133,18 @@
         </w:tabs>
         <w:rPr/>
       </w:pPr>
-      <w:r>
-        <w:rPr/>
-        <w:t xml:space="preserve"> </w:t>
-      </w:r>
-      <w:r>
-        <w:rPr/>
-        <w:t>Figura 6: Protótipo da tela de desafio</w:t>
-        <w:tab/>
-        <w:t>32</w:t>
-      </w:r>
+      <w:hyperlink w:anchor="Figura!5|sequence" w:tooltip=" Figura 6: Protótipo da tela de desafio">
+        <w:r>
+          <w:rPr/>
+          <w:t xml:space="preserve"> </w:t>
+        </w:r>
+        <w:r>
+          <w:rPr/>
+          <w:t>Figura 6: Protótipo da tela de desafio</w:t>
+          <w:tab/>
+          <w:t>32</w:t>
+        </w:r>
+      </w:hyperlink>
     </w:p>
     <w:p>
       <w:pPr>
@@ -3131,16 +3155,18 @@
         </w:tabs>
         <w:rPr/>
       </w:pPr>
-      <w:r>
-        <w:rPr/>
-        <w:t xml:space="preserve"> </w:t>
-      </w:r>
-      <w:r>
-        <w:rPr/>
-        <w:t>Figura 7: Protótipo da tela de perfil</w:t>
-        <w:tab/>
-        <w:t>32</w:t>
-      </w:r>
+      <w:hyperlink w:anchor="Figura!6|sequence" w:tooltip=" Figura 7: Protótipo da tela de perfil">
+        <w:r>
+          <w:rPr/>
+          <w:t xml:space="preserve"> </w:t>
+        </w:r>
+        <w:r>
+          <w:rPr/>
+          <w:t>Figura 7: Protótipo da tela de perfil</w:t>
+          <w:tab/>
+          <w:t>32</w:t>
+        </w:r>
+      </w:hyperlink>
     </w:p>
     <w:p>
       <w:pPr>
@@ -3151,16 +3177,18 @@
         </w:tabs>
         <w:rPr/>
       </w:pPr>
-      <w:r>
-        <w:rPr/>
-        <w:t xml:space="preserve"> </w:t>
-      </w:r>
-      <w:r>
-        <w:rPr/>
-        <w:t>Figura 8: Protótipo da tela de introdução do módulo</w:t>
-        <w:tab/>
-        <w:t>33</w:t>
-      </w:r>
+      <w:hyperlink w:anchor="Figura!7|sequence" w:tooltip=" Figura 8: Protótipo da tela de introdução do módulo">
+        <w:r>
+          <w:rPr/>
+          <w:t xml:space="preserve"> </w:t>
+        </w:r>
+        <w:r>
+          <w:rPr/>
+          <w:t>Figura 8: Protótipo da tela de introdução do módulo</w:t>
+          <w:tab/>
+          <w:t>33</w:t>
+        </w:r>
+      </w:hyperlink>
     </w:p>
     <w:p>
       <w:pPr>
@@ -3171,12 +3199,14 @@
         </w:tabs>
         <w:rPr/>
       </w:pPr>
-      <w:r>
-        <w:rPr/>
-        <w:t>Figura 9: Protótipo da tela de amigos</w:t>
-        <w:tab/>
-        <w:t>34</w:t>
-      </w:r>
+      <w:hyperlink w:anchor="Figura!8|sequence" w:tooltip="Figura 9: Protótipo da tela de amigos">
+        <w:r>
+          <w:rPr/>
+          <w:t>Figura 9: Protótipo da tela de amigos</w:t>
+          <w:tab/>
+          <w:t>34</w:t>
+        </w:r>
+      </w:hyperlink>
     </w:p>
     <w:p>
       <w:pPr>
@@ -3187,12 +3217,14 @@
         </w:tabs>
         <w:rPr/>
       </w:pPr>
-      <w:r>
-        <w:rPr/>
-        <w:t>Figura 10: Protótipo da tela do editor de código</w:t>
-        <w:tab/>
-        <w:t>34</w:t>
-      </w:r>
+      <w:hyperlink w:anchor="Figura!9|sequence" w:tooltip="Figura 10: Protótipo da tela do editor de código">
+        <w:r>
+          <w:rPr/>
+          <w:t>Figura 10: Protótipo da tela do editor de código</w:t>
+          <w:tab/>
+          <w:t>35</w:t>
+        </w:r>
+      </w:hyperlink>
     </w:p>
     <w:p>
       <w:pPr>
@@ -3203,16 +3235,18 @@
         </w:tabs>
         <w:rPr/>
       </w:pPr>
-      <w:r>
-        <w:rPr/>
-        <w:t xml:space="preserve"> </w:t>
-      </w:r>
-      <w:r>
-        <w:rPr/>
-        <w:t>Figura 11: Diagrama de Casos de Uso</w:t>
-        <w:tab/>
-        <w:t>35</w:t>
-      </w:r>
+      <w:hyperlink w:anchor="Figura!10|sequence" w:tooltip=" Figura 11: Diagrama de Casos de Uso">
+        <w:r>
+          <w:rPr/>
+          <w:t xml:space="preserve"> </w:t>
+        </w:r>
+        <w:r>
+          <w:rPr/>
+          <w:t>Figura 11: Diagrama de Casos de Uso</w:t>
+          <w:tab/>
+          <w:t>36</w:t>
+        </w:r>
+      </w:hyperlink>
     </w:p>
     <w:p>
       <w:pPr>
@@ -3223,16 +3257,18 @@
         </w:tabs>
         <w:rPr/>
       </w:pPr>
-      <w:r>
-        <w:rPr/>
-        <w:t xml:space="preserve"> </w:t>
-      </w:r>
-      <w:r>
-        <w:rPr/>
-        <w:t>Figura 12: Diagrama entidade-relacionamento</w:t>
-        <w:tab/>
-        <w:t>43</w:t>
-      </w:r>
+      <w:hyperlink w:anchor="Figura!11|sequence" w:tooltip=" Figura 12: Diagrama entidade-relacionamento">
+        <w:r>
+          <w:rPr/>
+          <w:t xml:space="preserve"> </w:t>
+        </w:r>
+        <w:r>
+          <w:rPr/>
+          <w:t>Figura 12: Diagrama entidade-relacionamento</w:t>
+          <w:tab/>
+          <w:t>44</w:t>
+        </w:r>
+      </w:hyperlink>
       <w:r>
         <w:rPr/>
         <w:fldChar w:fldCharType="end"/>
@@ -3321,17 +3357,19 @@
         <w:rPr/>
         <w:fldChar w:fldCharType="separate"/>
       </w:r>
-      <w:commentRangeStart w:id="4"/>
-      <w:r>
-        <w:rPr/>
-        <w:t xml:space="preserve"> </w:t>
-      </w:r>
-      <w:r>
-        <w:rPr/>
-        <w:t>Tabela 1: Tabela Cronograma</w:t>
-        <w:tab/>
-        <w:t>44</w:t>
-      </w:r>
+      <w:hyperlink w:anchor="Tabela!0|sequence" w:tooltip=" Tabela 1: Tabela Cronograma">
+        <w:commentRangeStart w:id="4"/>
+        <w:r>
+          <w:rPr/>
+          <w:t xml:space="preserve"> </w:t>
+        </w:r>
+        <w:r>
+          <w:rPr/>
+          <w:t>Tabela 1: Tabela Cronograma</w:t>
+          <w:tab/>
+          <w:t>44</w:t>
+        </w:r>
+      </w:hyperlink>
       <w:r>
         <w:rPr/>
         <w:fldChar w:fldCharType="end"/>
@@ -3533,7 +3571,12 @@
         </w:rPr>
       </w:pPr>
       <w:r>
-        <w:rPr/>
+        <w:rPr>
+          <w:rFonts w:cs="Arial"/>
+          <w:b/>
+          <w:caps/>
+          <w:sz w:val="28"/>
+        </w:rPr>
       </w:r>
     </w:p>
     <w:sdt>
@@ -3547,7 +3590,6 @@
         <w:p>
           <w:pPr>
             <w:pStyle w:val="TOCHeading"/>
-            <w:spacing w:before="0" w:after="960"/>
             <w:rPr/>
           </w:pPr>
           <w:r>
@@ -3572,27 +3614,26 @@
           </w:r>
           <w:r>
             <w:rPr>
-              <w:rStyle w:val="Vnculodendiceuser"/>
+              <w:rStyle w:val="Vnculodendice"/>
             </w:rPr>
             <w:instrText xml:space="preserve"> TOC \o "1-3" \h</w:instrText>
           </w:r>
           <w:r>
             <w:rPr>
-              <w:rStyle w:val="Vnculodendiceuser"/>
+              <w:rStyle w:val="Vnculodendice"/>
             </w:rPr>
             <w:fldChar w:fldCharType="separate"/>
           </w:r>
-          <w:r>
-            <w:rPr>
-              <w:rStyle w:val="Vnculodendiceuser"/>
-            </w:rPr>
-            <w:t>1.1 Introdução </w:t>
-          </w:r>
-          <w:r>
-            <w:rPr/>
-            <w:tab/>
-            <w:t>12</w:t>
-          </w:r>
+          <w:hyperlink w:anchor="__RefHeading___Toc805_1631825721" w:tooltip="1.1 Introdução ">
+            <w:r>
+              <w:rPr>
+                <w:rStyle w:val="Vnculodendice"/>
+              </w:rPr>
+              <w:t>1.1 Introdução </w:t>
+              <w:tab/>
+              <w:t>11</w:t>
+            </w:r>
+          </w:hyperlink>
         </w:p>
         <w:p>
           <w:pPr>
@@ -3603,12 +3644,16 @@
             </w:tabs>
             <w:rPr/>
           </w:pPr>
-          <w:r>
-            <w:rPr/>
-            <w:t>1.2 objetivos</w:t>
-            <w:tab/>
-            <w:t>13</w:t>
-          </w:r>
+          <w:hyperlink w:anchor="__RefHeading___Toc807_1631825721" w:tooltip="1.2 objetivos">
+            <w:r>
+              <w:rPr>
+                <w:rStyle w:val="Vnculodendice"/>
+              </w:rPr>
+              <w:t>1.2 objetivos</w:t>
+              <w:tab/>
+              <w:t>12</w:t>
+            </w:r>
+          </w:hyperlink>
         </w:p>
         <w:p>
           <w:pPr>
@@ -3619,12 +3664,16 @@
             </w:tabs>
             <w:rPr/>
           </w:pPr>
-          <w:r>
-            <w:rPr/>
-            <w:t>1.3 Justificativa </w:t>
-            <w:tab/>
-            <w:t>14</w:t>
-          </w:r>
+          <w:hyperlink w:anchor="__RefHeading___Toc809_1631825721" w:tooltip="1.3 Justificativa ">
+            <w:r>
+              <w:rPr>
+                <w:rStyle w:val="Vnculodendice"/>
+              </w:rPr>
+              <w:t>1.3 Justificativa </w:t>
+              <w:tab/>
+              <w:t>13</w:t>
+            </w:r>
+          </w:hyperlink>
         </w:p>
         <w:p>
           <w:pPr>
@@ -3635,12 +3684,16 @@
             </w:tabs>
             <w:rPr/>
           </w:pPr>
-          <w:r>
-            <w:rPr/>
-            <w:t>1.4 Motivação </w:t>
-            <w:tab/>
-            <w:t>15</w:t>
-          </w:r>
+          <w:hyperlink w:anchor="__RefHeading___Toc811_1631825721" w:tooltip="1.4 Motivação ">
+            <w:r>
+              <w:rPr>
+                <w:rStyle w:val="Vnculodendice"/>
+              </w:rPr>
+              <w:t>1.4 Motivação </w:t>
+              <w:tab/>
+              <w:t>14</w:t>
+            </w:r>
+          </w:hyperlink>
         </w:p>
         <w:p>
           <w:pPr>
@@ -3651,12 +3704,16 @@
             </w:tabs>
             <w:rPr/>
           </w:pPr>
-          <w:r>
-            <w:rPr/>
-            <w:t>1.5 Perspectivas de contribuição</w:t>
-            <w:tab/>
-            <w:t>15</w:t>
-          </w:r>
+          <w:hyperlink w:anchor="__RefHeading___Toc813_1631825721" w:tooltip="1.5 Perspectivas de contribuição">
+            <w:r>
+              <w:rPr>
+                <w:rStyle w:val="Vnculodendice"/>
+              </w:rPr>
+              <w:t>1.5 Perspectivas de contribuição</w:t>
+              <w:tab/>
+              <w:t>14</w:t>
+            </w:r>
+          </w:hyperlink>
         </w:p>
         <w:p>
           <w:pPr>
@@ -3667,12 +3724,16 @@
             </w:tabs>
             <w:rPr/>
           </w:pPr>
-          <w:r>
-            <w:rPr/>
-            <w:t>2. metodologia</w:t>
-            <w:tab/>
-            <w:t>16</w:t>
-          </w:r>
+          <w:hyperlink w:anchor="__RefHeading___Toc815_1631825721" w:tooltip="2. metodologia">
+            <w:r>
+              <w:rPr>
+                <w:rStyle w:val="Vnculodendice"/>
+              </w:rPr>
+              <w:t>2. metodologia</w:t>
+              <w:tab/>
+              <w:t>15</w:t>
+            </w:r>
+          </w:hyperlink>
         </w:p>
         <w:p>
           <w:pPr>
@@ -3683,12 +3744,16 @@
             </w:tabs>
             <w:rPr/>
           </w:pPr>
-          <w:r>
-            <w:rPr/>
-            <w:t>2.1 React </w:t>
-            <w:tab/>
-            <w:t>17</w:t>
-          </w:r>
+          <w:hyperlink w:anchor="__RefHeading___Toc817_1631825721" w:tooltip="2.1 React ">
+            <w:r>
+              <w:rPr>
+                <w:rStyle w:val="Vnculodendice"/>
+              </w:rPr>
+              <w:t>2.1 React </w:t>
+              <w:tab/>
+              <w:t>16</w:t>
+            </w:r>
+          </w:hyperlink>
         </w:p>
         <w:p>
           <w:pPr>
@@ -3699,12 +3764,16 @@
             </w:tabs>
             <w:rPr/>
           </w:pPr>
-          <w:r>
-            <w:rPr/>
-            <w:t>2.2 Vite </w:t>
-            <w:tab/>
-            <w:t>18</w:t>
-          </w:r>
+          <w:hyperlink w:anchor="__RefHeading___Toc819_1631825721" w:tooltip="2.2 Vite ">
+            <w:r>
+              <w:rPr>
+                <w:rStyle w:val="Vnculodendice"/>
+              </w:rPr>
+              <w:t>2.2 Vite </w:t>
+              <w:tab/>
+              <w:t>17</w:t>
+            </w:r>
+          </w:hyperlink>
         </w:p>
         <w:p>
           <w:pPr>
@@ -3715,12 +3784,16 @@
             </w:tabs>
             <w:rPr/>
           </w:pPr>
-          <w:r>
-            <w:rPr/>
-            <w:t>2.3 Node.js e Express </w:t>
-            <w:tab/>
-            <w:t>18</w:t>
-          </w:r>
+          <w:hyperlink w:anchor="__RefHeading___Toc821_1631825721" w:tooltip="2.3 Node.js e Express ">
+            <w:r>
+              <w:rPr>
+                <w:rStyle w:val="Vnculodendice"/>
+              </w:rPr>
+              <w:t>2.3 Node.js e Express </w:t>
+              <w:tab/>
+              <w:t>17</w:t>
+            </w:r>
+          </w:hyperlink>
         </w:p>
         <w:p>
           <w:pPr>
@@ -3731,12 +3804,16 @@
             </w:tabs>
             <w:rPr/>
           </w:pPr>
-          <w:r>
-            <w:rPr/>
-            <w:t>2.4 Banco de Dados </w:t>
-            <w:tab/>
-            <w:t>19</w:t>
-          </w:r>
+          <w:hyperlink w:anchor="__RefHeading___Toc823_1631825721" w:tooltip="2.4 Banco de Dados ">
+            <w:r>
+              <w:rPr>
+                <w:rStyle w:val="Vnculodendice"/>
+              </w:rPr>
+              <w:t>2.4 Banco de Dados </w:t>
+              <w:tab/>
+              <w:t>18</w:t>
+            </w:r>
+          </w:hyperlink>
         </w:p>
         <w:p>
           <w:pPr>
@@ -3747,12 +3824,16 @@
             </w:tabs>
             <w:rPr/>
           </w:pPr>
-          <w:r>
-            <w:rPr/>
-            <w:t>2.5 Tailwind CSS </w:t>
-            <w:tab/>
-            <w:t>20</w:t>
-          </w:r>
+          <w:hyperlink w:anchor="__RefHeading___Toc825_1631825721" w:tooltip="2.5 Tailwind CSS ">
+            <w:r>
+              <w:rPr>
+                <w:rStyle w:val="Vnculodendice"/>
+              </w:rPr>
+              <w:t>2.5 Tailwind CSS </w:t>
+              <w:tab/>
+              <w:t>19</w:t>
+            </w:r>
+          </w:hyperlink>
         </w:p>
         <w:p>
           <w:pPr>
@@ -3763,12 +3844,16 @@
             </w:tabs>
             <w:rPr/>
           </w:pPr>
-          <w:r>
-            <w:rPr/>
-            <w:t>2.6 Autenticação com JSON Web Token </w:t>
-            <w:tab/>
-            <w:t>20</w:t>
-          </w:r>
+          <w:hyperlink w:anchor="__RefHeading___Toc827_1631825721" w:tooltip="2.6 Autenticação com JSON Web Token ">
+            <w:r>
+              <w:rPr>
+                <w:rStyle w:val="Vnculodendice"/>
+              </w:rPr>
+              <w:t>2.6 Autenticação com JSON Web Token </w:t>
+              <w:tab/>
+              <w:t>19</w:t>
+            </w:r>
+          </w:hyperlink>
         </w:p>
         <w:p>
           <w:pPr>
@@ -3779,16 +3864,22 @@
             </w:tabs>
             <w:rPr/>
           </w:pPr>
-          <w:r>
-            <w:rPr/>
-            <w:t> </w:t>
-          </w:r>
-          <w:r>
-            <w:rPr/>
-            <w:t>2.7 Arquitetura Frontend</w:t>
-            <w:tab/>
-            <w:t>21</w:t>
-          </w:r>
+          <w:hyperlink w:anchor="__RefHeading___Toc2023_3087968128" w:tooltip=" 2.7 Arquitetura Frontend">
+            <w:r>
+              <w:rPr>
+                <w:rStyle w:val="Vnculodendice"/>
+              </w:rPr>
+              <w:t> </w:t>
+            </w:r>
+            <w:r>
+              <w:rPr>
+                <w:rStyle w:val="Vnculodendice"/>
+              </w:rPr>
+              <w:t>2.7 Arquitetura Frontend</w:t>
+              <w:tab/>
+              <w:t>20</w:t>
+            </w:r>
+          </w:hyperlink>
         </w:p>
         <w:p>
           <w:pPr>
@@ -3799,12 +3890,16 @@
             </w:tabs>
             <w:rPr/>
           </w:pPr>
-          <w:r>
-            <w:rPr/>
-            <w:t>2.8 Arquitetura Backend</w:t>
-            <w:tab/>
-            <w:t>22</w:t>
-          </w:r>
+          <w:hyperlink w:anchor="__RefHeading___Toc2025_3087968128" w:tooltip="2.8 Arquitetura Backend">
+            <w:r>
+              <w:rPr>
+                <w:rStyle w:val="Vnculodendice"/>
+              </w:rPr>
+              <w:t>2.8 Arquitetura Backend</w:t>
+              <w:tab/>
+              <w:t>21</w:t>
+            </w:r>
+          </w:hyperlink>
         </w:p>
         <w:p>
           <w:pPr>
@@ -3815,12 +3910,16 @@
             </w:tabs>
             <w:rPr/>
           </w:pPr>
-          <w:r>
-            <w:rPr/>
-            <w:t>2.9 Verificação de Conta e Envio de E-mail</w:t>
-            <w:tab/>
-            <w:t>23</w:t>
-          </w:r>
+          <w:hyperlink w:anchor="__RefHeading___NovoToc_901" w:tooltip="2.9 Verificação de Conta e Envio de E-mail">
+            <w:r>
+              <w:rPr>
+                <w:rStyle w:val="Vnculodendice"/>
+              </w:rPr>
+              <w:t>2.9 Verificação de Conta e Envio de E-mail</w:t>
+              <w:tab/>
+              <w:t>23</w:t>
+            </w:r>
+          </w:hyperlink>
         </w:p>
         <w:p>
           <w:pPr>
@@ -3831,12 +3930,16 @@
             </w:tabs>
             <w:rPr/>
           </w:pPr>
-          <w:r>
-            <w:rPr/>
-            <w:t>2.10 Editor de Código e Ambientes de Execução</w:t>
-            <w:tab/>
-            <w:t>24</w:t>
-          </w:r>
+          <w:hyperlink w:anchor="__RefHeading___NovoToc_902" w:tooltip="2.10 Editor de Código e Ambientes de Execução">
+            <w:r>
+              <w:rPr>
+                <w:rStyle w:val="Vnculodendice"/>
+              </w:rPr>
+              <w:t>2.10 Editor de Código e Ambientes de Execução</w:t>
+              <w:tab/>
+              <w:t>23</w:t>
+            </w:r>
+          </w:hyperlink>
         </w:p>
         <w:p>
           <w:pPr>
@@ -3847,12 +3950,16 @@
             </w:tabs>
             <w:rPr/>
           </w:pPr>
-          <w:r>
-            <w:rPr/>
-            <w:t>2.11 Implantação (Deploy)</w:t>
-            <w:tab/>
-            <w:t>25</w:t>
-          </w:r>
+          <w:hyperlink w:anchor="__RefHeading___NovoToc_903" w:tooltip="2.11 Implantação (Deploy)">
+            <w:r>
+              <w:rPr>
+                <w:rStyle w:val="Vnculodendice"/>
+              </w:rPr>
+              <w:t>2.11 Implantação (Deploy)</w:t>
+              <w:tab/>
+              <w:t>24</w:t>
+            </w:r>
+          </w:hyperlink>
         </w:p>
         <w:p>
           <w:pPr>
@@ -3863,12 +3970,16 @@
             </w:tabs>
             <w:rPr/>
           </w:pPr>
-          <w:r>
-            <w:rPr/>
-            <w:t>3. Descrição Completa do Projeto de Software </w:t>
-            <w:tab/>
-            <w:t>25</w:t>
-          </w:r>
+          <w:hyperlink w:anchor="__RefHeading___Toc833_1631825721" w:tooltip="3. Descrição Completa do Projeto de Software ">
+            <w:r>
+              <w:rPr>
+                <w:rStyle w:val="Vnculodendice"/>
+              </w:rPr>
+              <w:t>3. Descrição Completa do Projeto de Software </w:t>
+              <w:tab/>
+              <w:t>24</w:t>
+            </w:r>
+          </w:hyperlink>
         </w:p>
         <w:p>
           <w:pPr>
@@ -3879,12 +3990,16 @@
             </w:tabs>
             <w:rPr/>
           </w:pPr>
-          <w:r>
-            <w:rPr/>
-            <w:t>3.1 Identificação e Descrição dos Requisitos </w:t>
-            <w:tab/>
-            <w:t>25</w:t>
-          </w:r>
+          <w:hyperlink w:anchor="__RefHeading___Toc835_1631825721" w:tooltip="3.1 Identificação e Descrição dos Requisitos ">
+            <w:r>
+              <w:rPr>
+                <w:rStyle w:val="Vnculodendice"/>
+              </w:rPr>
+              <w:t>3.1 Identificação e Descrição dos Requisitos </w:t>
+              <w:tab/>
+              <w:t>24</w:t>
+            </w:r>
+          </w:hyperlink>
         </w:p>
         <w:p>
           <w:pPr>
@@ -3895,12 +4010,16 @@
             </w:tabs>
             <w:rPr/>
           </w:pPr>
-          <w:r>
-            <w:rPr/>
-            <w:t>3.2 Mapa Mental do Sistema </w:t>
-            <w:tab/>
-            <w:t>27</w:t>
-          </w:r>
+          <w:hyperlink w:anchor="__RefHeading___Toc837_1631825721" w:tooltip="3.2 Mapa Mental do Sistema ">
+            <w:r>
+              <w:rPr>
+                <w:rStyle w:val="Vnculodendice"/>
+              </w:rPr>
+              <w:t>3.2 Mapa Mental do Sistema </w:t>
+              <w:tab/>
+              <w:t>26</w:t>
+            </w:r>
+          </w:hyperlink>
         </w:p>
         <w:p>
           <w:pPr>
@@ -3911,12 +4030,16 @@
             </w:tabs>
             <w:rPr/>
           </w:pPr>
-          <w:r>
-            <w:rPr/>
-            <w:t>3.3 Prototipação das Interações </w:t>
-            <w:tab/>
-            <w:t>28</w:t>
-          </w:r>
+          <w:hyperlink w:anchor="__RefHeading___Toc839_1631825721" w:tooltip="3.3 Prototipação das Interações ">
+            <w:r>
+              <w:rPr>
+                <w:rStyle w:val="Vnculodendice"/>
+              </w:rPr>
+              <w:t>3.3 Prototipação das Interações </w:t>
+              <w:tab/>
+              <w:t>27</w:t>
+            </w:r>
+          </w:hyperlink>
         </w:p>
         <w:p>
           <w:pPr>
@@ -3927,12 +4050,16 @@
             </w:tabs>
             <w:rPr/>
           </w:pPr>
-          <w:r>
-            <w:rPr/>
-            <w:t>3.4 Diagrama de Casos de Uso </w:t>
-            <w:tab/>
-            <w:t>35</w:t>
-          </w:r>
+          <w:hyperlink w:anchor="__RefHeading___Toc841_1631825721" w:tooltip="3.4 Diagrama de Casos de Uso ">
+            <w:r>
+              <w:rPr>
+                <w:rStyle w:val="Vnculodendice"/>
+              </w:rPr>
+              <w:t>3.4 Diagrama de Casos de Uso </w:t>
+              <w:tab/>
+              <w:t>35</w:t>
+            </w:r>
+          </w:hyperlink>
         </w:p>
         <w:p>
           <w:pPr>
@@ -3943,12 +4070,16 @@
             </w:tabs>
             <w:rPr/>
           </w:pPr>
-          <w:r>
-            <w:rPr/>
-            <w:t>3.5 Modelagem do Banco de Dados (DER) </w:t>
-            <w:tab/>
-            <w:t>42</w:t>
-          </w:r>
+          <w:hyperlink w:anchor="__RefHeading___Toc843_1631825721" w:tooltip="3.5 Modelagem do Banco de Dados (DER) ">
+            <w:r>
+              <w:rPr>
+                <w:rStyle w:val="Vnculodendice"/>
+              </w:rPr>
+              <w:t>3.5 Modelagem do Banco de Dados (DER) </w:t>
+              <w:tab/>
+              <w:t>42</w:t>
+            </w:r>
+          </w:hyperlink>
         </w:p>
         <w:p>
           <w:pPr>
@@ -3959,12 +4090,16 @@
             </w:tabs>
             <w:rPr/>
           </w:pPr>
-          <w:r>
-            <w:rPr/>
-            <w:t>4. cronograma</w:t>
-            <w:tab/>
-            <w:t>44</w:t>
-          </w:r>
+          <w:hyperlink w:anchor="__RefHeading___Toc2027_3087968128" w:tooltip="4. cronograma">
+            <w:r>
+              <w:rPr>
+                <w:rStyle w:val="Vnculodendice"/>
+              </w:rPr>
+              <w:t>4. cronograma</w:t>
+              <w:tab/>
+              <w:t>44</w:t>
+            </w:r>
+          </w:hyperlink>
         </w:p>
         <w:p>
           <w:pPr>
@@ -3973,17 +4108,62 @@
               <w:tab w:val="clear" w:pos="708"/>
               <w:tab w:val="right" w:pos="9637" w:leader="dot"/>
             </w:tabs>
-            <w:spacing w:before="120" w:after="120"/>
             <w:rPr/>
           </w:pPr>
+          <w:hyperlink w:anchor="__RefHeading___Toc2029_3087968128" w:tooltip="Referências ">
+            <w:r>
+              <w:rPr>
+                <w:rStyle w:val="Vnculodendice"/>
+              </w:rPr>
+              <w:t>Referências </w:t>
+              <w:tab/>
+              <w:t>45</w:t>
+            </w:r>
+          </w:hyperlink>
+        </w:p>
+        <w:p>
+          <w:pPr>
+            <w:pStyle w:val="TOC1"/>
+            <w:tabs>
+              <w:tab w:val="clear" w:pos="708"/>
+              <w:tab w:val="right" w:pos="9637" w:leader="dot"/>
+            </w:tabs>
+            <w:rPr/>
+          </w:pPr>
+          <w:hyperlink w:anchor="__RefHeading___Toc1236_899123448" w:tooltip="Glossário">
+            <w:r>
+              <w:rPr>
+                <w:rStyle w:val="Vnculodendice"/>
+              </w:rPr>
+              <w:t>Glossário</w:t>
+              <w:tab/>
+              <w:t>47</w:t>
+            </w:r>
+          </w:hyperlink>
+        </w:p>
+        <w:p>
+          <w:pPr>
+            <w:pStyle w:val="TOC1"/>
+            <w:tabs>
+              <w:tab w:val="clear" w:pos="708"/>
+              <w:tab w:val="right" w:pos="9637" w:leader="dot"/>
+            </w:tabs>
+            <w:rPr/>
+          </w:pPr>
+          <w:hyperlink w:anchor="__RefHeading___Toc1238_899123448" w:tooltip="ANEXOS">
+            <w:r>
+              <w:rPr>
+                <w:rStyle w:val="Vnculodendice"/>
+              </w:rPr>
+              <w:t>ANEXOS</w:t>
+              <w:tab/>
+              <w:t>48</w:t>
+            </w:r>
+          </w:hyperlink>
           <w:r>
-            <w:rPr/>
-            <w:t>Referências </w:t>
-            <w:tab/>
-            <w:t>45</w:t>
-          </w:r>
-          <w:r>
-            <w:rPr/>
+            <w:rPr>
+              <w:rStyle w:val="Vnculodendice"/>
+            </w:rPr>
             <w:fldChar w:fldCharType="end"/>
           </w:r>
         </w:p>
@@ -6657,7 +6837,7 @@
     </w:p>
     <w:p>
       <w:pPr>
-        <w:pStyle w:val="Figura"/>
+        <w:pStyle w:val="Figurauser"/>
         <w:jc w:val="center"/>
         <w:rPr/>
       </w:pPr>
@@ -6696,7 +6876,7 @@
     </w:p>
     <w:p>
       <w:pPr>
-        <w:pStyle w:val="Figura"/>
+        <w:pStyle w:val="Figurauser"/>
         <w:jc w:val="center"/>
         <w:rPr>
           <w:b w:val="false"/>
@@ -6713,7 +6893,7 @@
     </w:p>
     <w:p>
       <w:pPr>
-        <w:pStyle w:val="Figura"/>
+        <w:pStyle w:val="Figurauser"/>
         <w:jc w:val="center"/>
         <w:rPr>
           <w:b w:val="false"/>
@@ -6729,7 +6909,7 @@
     </w:p>
     <w:p>
       <w:pPr>
-        <w:pStyle w:val="Figura"/>
+        <w:pStyle w:val="Figurauser"/>
         <w:jc w:val="center"/>
         <w:rPr>
           <w:b w:val="false"/>
@@ -6837,7 +7017,7 @@
     </w:p>
     <w:p>
       <w:pPr>
-        <w:pStyle w:val="Figura"/>
+        <w:pStyle w:val="Figurauser"/>
         <w:jc w:val="center"/>
         <w:rPr/>
       </w:pPr>
@@ -6924,7 +7104,7 @@
     </w:p>
     <w:p>
       <w:pPr>
-        <w:pStyle w:val="Figura"/>
+        <w:pStyle w:val="Figurauser"/>
         <w:jc w:val="center"/>
         <w:rPr>
           <w:b w:val="false"/>
@@ -6992,7 +7172,7 @@
     </w:p>
     <w:p>
       <w:pPr>
-        <w:pStyle w:val="Figura"/>
+        <w:pStyle w:val="Figurauser"/>
         <w:jc w:val="center"/>
         <w:rPr/>
       </w:pPr>
@@ -7079,7 +7259,7 @@
     </w:p>
     <w:p>
       <w:pPr>
-        <w:pStyle w:val="Figura"/>
+        <w:pStyle w:val="Figurauser"/>
         <w:jc w:val="center"/>
         <w:rPr>
           <w:b w:val="false"/>
@@ -7157,7 +7337,7 @@
     </w:p>
     <w:p>
       <w:pPr>
-        <w:pStyle w:val="Figura"/>
+        <w:pStyle w:val="Figurauser"/>
         <w:jc w:val="center"/>
         <w:rPr/>
       </w:pPr>
@@ -7244,7 +7424,7 @@
     </w:p>
     <w:p>
       <w:pPr>
-        <w:pStyle w:val="Figura"/>
+        <w:pStyle w:val="Figurauser"/>
         <w:jc w:val="center"/>
         <w:rPr>
           <w:b w:val="false"/>
@@ -7336,7 +7516,7 @@
     </w:p>
     <w:p>
       <w:pPr>
-        <w:pStyle w:val="Figura"/>
+        <w:pStyle w:val="Figurauser"/>
         <w:jc w:val="center"/>
         <w:rPr/>
       </w:pPr>
@@ -7419,7 +7599,7 @@
     </w:p>
     <w:p>
       <w:pPr>
-        <w:pStyle w:val="Figura"/>
+        <w:pStyle w:val="Figurauser"/>
         <w:jc w:val="center"/>
         <w:rPr>
           <w:b w:val="false"/>
@@ -7493,7 +7673,7 @@
     </w:p>
     <w:p>
       <w:pPr>
-        <w:pStyle w:val="Figura"/>
+        <w:pStyle w:val="Figurauser"/>
         <w:jc w:val="center"/>
         <w:rPr/>
       </w:pPr>
@@ -7580,7 +7760,7 @@
     </w:p>
     <w:p>
       <w:pPr>
-        <w:pStyle w:val="Figura"/>
+        <w:pStyle w:val="Figurauser"/>
         <w:jc w:val="center"/>
         <w:rPr>
           <w:b w:val="false"/>
@@ -7637,7 +7817,7 @@
     </w:p>
     <w:p>
       <w:pPr>
-        <w:pStyle w:val="Figura"/>
+        <w:pStyle w:val="Figurauser"/>
         <w:jc w:val="center"/>
         <w:rPr/>
       </w:pPr>
@@ -7724,7 +7904,7 @@
     </w:p>
     <w:p>
       <w:pPr>
-        <w:pStyle w:val="Figura"/>
+        <w:pStyle w:val="Figurauser"/>
         <w:jc w:val="center"/>
         <w:rPr>
           <w:b w:val="false"/>
@@ -7802,7 +7982,7 @@
     </w:p>
     <w:p>
       <w:pPr>
-        <w:pStyle w:val="Figura"/>
+        <w:pStyle w:val="Figurauser"/>
         <w:jc w:val="center"/>
         <w:rPr/>
       </w:pPr>
@@ -7889,7 +8069,7 @@
     </w:p>
     <w:p>
       <w:pPr>
-        <w:pStyle w:val="Figura"/>
+        <w:pStyle w:val="Figurauser"/>
         <w:jc w:val="center"/>
         <w:rPr>
           <w:b w:val="false"/>
@@ -7935,7 +8115,7 @@
     </w:p>
     <w:p>
       <w:pPr>
-        <w:pStyle w:val="Figura"/>
+        <w:pStyle w:val="Figurauser"/>
         <w:jc w:val="center"/>
         <w:rPr/>
       </w:pPr>
@@ -8018,7 +8198,7 @@
     </w:p>
     <w:p>
       <w:pPr>
-        <w:pStyle w:val="Figura"/>
+        <w:pStyle w:val="Figurauser"/>
         <w:jc w:val="center"/>
         <w:rPr>
           <w:b w:val="false"/>
@@ -8064,7 +8244,7 @@
     </w:p>
     <w:p>
       <w:pPr>
-        <w:pStyle w:val="Figura"/>
+        <w:pStyle w:val="Figurauser"/>
         <w:jc w:val="center"/>
         <w:rPr/>
       </w:pPr>
@@ -8147,7 +8327,7 @@
     </w:p>
     <w:p>
       <w:pPr>
-        <w:pStyle w:val="Figura"/>
+        <w:pStyle w:val="Figurauser"/>
         <w:jc w:val="center"/>
         <w:rPr>
           <w:b w:val="false"/>
@@ -8181,7 +8361,7 @@
     </w:p>
     <w:p>
       <w:pPr>
-        <w:pStyle w:val="Figura"/>
+        <w:pStyle w:val="Figurauser"/>
         <w:jc w:val="center"/>
         <w:rPr/>
       </w:pPr>
@@ -8237,7 +8417,7 @@
     </w:p>
     <w:p>
       <w:pPr>
-        <w:pStyle w:val="Figura"/>
+        <w:pStyle w:val="Figurauser"/>
         <w:jc w:val="center"/>
         <w:rPr/>
       </w:pPr>
@@ -8247,7 +8427,7 @@
     </w:p>
     <w:p>
       <w:pPr>
-        <w:pStyle w:val="Figura"/>
+        <w:pStyle w:val="Figurauser"/>
         <w:jc w:val="center"/>
         <w:rPr/>
       </w:pPr>
@@ -8257,7 +8437,7 @@
     </w:p>
     <w:p>
       <w:pPr>
-        <w:pStyle w:val="Figura"/>
+        <w:pStyle w:val="Figurauser"/>
         <w:jc w:val="center"/>
         <w:rPr/>
       </w:pPr>
@@ -8267,7 +8447,7 @@
     </w:p>
     <w:p>
       <w:pPr>
-        <w:pStyle w:val="Figura"/>
+        <w:pStyle w:val="Figurauser"/>
         <w:jc w:val="center"/>
         <w:rPr/>
       </w:pPr>
@@ -8277,7 +8457,7 @@
     </w:p>
     <w:p>
       <w:pPr>
-        <w:pStyle w:val="Figura"/>
+        <w:pStyle w:val="Figurauser"/>
         <w:jc w:val="center"/>
         <w:rPr/>
       </w:pPr>
@@ -8287,7 +8467,7 @@
     </w:p>
     <w:p>
       <w:pPr>
-        <w:pStyle w:val="Figura"/>
+        <w:pStyle w:val="Figurauser"/>
         <w:jc w:val="center"/>
         <w:rPr/>
       </w:pPr>
@@ -8297,7 +8477,7 @@
     </w:p>
     <w:p>
       <w:pPr>
-        <w:pStyle w:val="Figura"/>
+        <w:pStyle w:val="Figurauser"/>
         <w:jc w:val="center"/>
         <w:rPr/>
       </w:pPr>
@@ -8307,7 +8487,7 @@
     </w:p>
     <w:p>
       <w:pPr>
-        <w:pStyle w:val="Figura"/>
+        <w:pStyle w:val="Figurauser"/>
         <w:jc w:val="center"/>
         <w:rPr/>
       </w:pPr>
@@ -8346,7 +8526,7 @@
     </w:p>
     <w:p>
       <w:pPr>
-        <w:pStyle w:val="Figura"/>
+        <w:pStyle w:val="Figurauser"/>
         <w:jc w:val="center"/>
         <w:rPr>
           <w:b w:val="false"/>
@@ -8363,7 +8543,7 @@
     </w:p>
     <w:p>
       <w:pPr>
-        <w:pStyle w:val="Figura"/>
+        <w:pStyle w:val="Figurauser"/>
         <w:jc w:val="center"/>
         <w:rPr>
           <w:b w:val="false"/>
@@ -10193,7 +10373,7 @@
     </w:p>
     <w:p>
       <w:pPr>
-        <w:pStyle w:val="Figura"/>
+        <w:pStyle w:val="Figurauser"/>
         <w:jc w:val="center"/>
         <w:rPr/>
       </w:pPr>
@@ -10280,7 +10460,7 @@
     </w:p>
     <w:p>
       <w:pPr>
-        <w:pStyle w:val="Figura"/>
+        <w:pStyle w:val="Figurauser"/>
         <w:jc w:val="center"/>
         <w:rPr>
           <w:b w:val="false"/>
@@ -10315,7 +10495,7 @@
     </w:p>
     <w:p>
       <w:pPr>
-        <w:pStyle w:val="Figura"/>
+        <w:pStyle w:val="Figurauser"/>
         <w:jc w:val="center"/>
         <w:rPr/>
       </w:pPr>
@@ -10402,7 +10582,7 @@
     </w:p>
     <w:p>
       <w:pPr>
-        <w:pStyle w:val="Figura"/>
+        <w:pStyle w:val="Figurauser"/>
         <w:jc w:val="center"/>
         <w:rPr>
           <w:b w:val="false"/>
@@ -10812,22 +10992,31 @@
     </w:p>
     <w:p>
       <w:pPr>
-        <w:pStyle w:val="Normal"/>
-        <w:spacing w:lineRule="auto" w:line="240" w:before="0" w:after="960"/>
-        <w:jc w:val="center"/>
-        <w:rPr>
-          <w:rFonts w:cs="Arial"/>
-          <w:b/>
-          <w:caps/>
-          <w:sz w:val="28"/>
-        </w:rPr>
-      </w:pPr>
-      <w:r>
-        <w:rPr>
-          <w:rFonts w:cs="Arial"/>
-          <w:b/>
-          <w:caps/>
-          <w:sz w:val="28"/>
+        <w:pStyle w:val="Heading1"/>
+        <w:widowControl/>
+        <w:numPr>
+          <w:ilvl w:val="0"/>
+          <w:numId w:val="0"/>
+        </w:numPr>
+        <w:suppressAutoHyphens w:val="true"/>
+        <w:bidi w:val="0"/>
+        <w:ind w:hanging="0" w:start="0"/>
+        <w:jc w:val="both"/>
+        <w:rPr>
+          <w:rFonts w:ascii="Arial" w:hAnsi="Arial" w:eastAsia="Calibri" w:cs="Tahoma"/>
+          <w:color w:val="auto"/>
+          <w:kern w:val="0"/>
+          <w:lang w:val="pt-BR" w:eastAsia="en-US" w:bidi="ar-SA"/>
+        </w:rPr>
+      </w:pPr>
+      <w:bookmarkStart w:id="25" w:name="__RefHeading___Toc1236_899123448"/>
+      <w:bookmarkEnd w:id="25"/>
+      <w:r>
+        <w:rPr>
+          <w:rFonts w:eastAsia="Calibri" w:cs="Tahoma"/>
+          <w:color w:val="auto"/>
+          <w:kern w:val="0"/>
+          <w:lang w:val="pt-BR" w:eastAsia="en-US" w:bidi="ar-SA"/>
         </w:rPr>
         <w:t>Glossário</w:t>
       </w:r>
@@ -10877,33 +11066,33 @@
     </w:p>
     <w:p>
       <w:pPr>
-        <w:pStyle w:val="Normal"/>
-        <w:spacing w:lineRule="auto" w:line="240" w:before="0" w:after="960"/>
-        <w:jc w:val="center"/>
-        <w:rPr>
-          <w:rFonts w:cs="Arial"/>
-          <w:b/>
-          <w:caps/>
-          <w:sz w:val="28"/>
-        </w:rPr>
-      </w:pPr>
-      <w:r>
-        <w:rPr>
-          <w:rFonts w:cs="Arial"/>
-          <w:b/>
-          <w:caps/>
-          <w:sz w:val="28"/>
-        </w:rPr>
-        <w:t>ANEXO</w:t>
-      </w:r>
-      <w:r>
-        <w:rPr>
-          <w:rFonts w:cs="Arial"/>
-          <w:b/>
-          <w:caps/>
-          <w:sz w:val="28"/>
-        </w:rPr>
-        <w:t>S</w:t>
+        <w:pStyle w:val="Heading1"/>
+        <w:widowControl/>
+        <w:numPr>
+          <w:ilvl w:val="0"/>
+          <w:numId w:val="0"/>
+        </w:numPr>
+        <w:suppressAutoHyphens w:val="true"/>
+        <w:bidi w:val="0"/>
+        <w:ind w:hanging="0" w:start="0"/>
+        <w:jc w:val="both"/>
+        <w:rPr>
+          <w:rFonts w:ascii="Arial" w:hAnsi="Arial" w:eastAsia="Calibri" w:cs="Tahoma"/>
+          <w:color w:val="auto"/>
+          <w:kern w:val="0"/>
+          <w:lang w:val="pt-BR" w:eastAsia="en-US" w:bidi="ar-SA"/>
+        </w:rPr>
+      </w:pPr>
+      <w:bookmarkStart w:id="26" w:name="__RefHeading___Toc1238_899123448"/>
+      <w:bookmarkEnd w:id="26"/>
+      <w:r>
+        <w:rPr>
+          <w:rFonts w:eastAsia="Calibri" w:cs="Tahoma"/>
+          <w:color w:val="auto"/>
+          <w:kern w:val="0"/>
+          <w:lang w:val="pt-BR" w:eastAsia="en-US" w:bidi="ar-SA"/>
+        </w:rPr>
+        <w:t>ANEXOS</w:t>
       </w:r>
     </w:p>
     <w:p>
@@ -10952,14 +11141,6 @@
         </w:rPr>
       </w:pPr>
       <w:r>
-        <w:rPr>
-          <w:rFonts w:eastAsia="Calibri" w:cs="Tahoma"/>
-          <w:color w:val="auto"/>
-          <w:kern w:val="0"/>
-          <w:sz w:val="24"/>
-          <w:szCs w:val="22"/>
-          <w:lang w:val="pt-BR" w:eastAsia="en-US" w:bidi="ar-SA"/>
-        </w:rPr>
         <w:drawing>
           <wp:anchor distT="0" distB="0" distL="0" distR="0" simplePos="0" relativeHeight="17" behindDoc="0" locked="0" layoutInCell="0" allowOverlap="1">
             <wp:simplePos x="0" y="0"/>
@@ -11118,7 +11299,9 @@
       <w:headerReference w:type="even" r:id="rId26"/>
       <w:headerReference w:type="default" r:id="rId27"/>
       <w:headerReference w:type="first" r:id="rId28"/>
-      <w:footerReference w:type="default" r:id="rId29"/>
+      <w:footerReference w:type="even" r:id="rId29"/>
+      <w:footerReference w:type="default" r:id="rId30"/>
+      <w:footerReference w:type="first" r:id="rId31"/>
       <w:type w:val="nextPage"/>
       <w:pgSz w:w="11906" w:h="16838"/>
       <w:pgMar w:left="1134" w:right="1134" w:gutter="0" w:header="1134" w:top="1701" w:footer="1134" w:bottom="1647"/>
@@ -11136,7 +11319,7 @@
   <w:comment w:id="0" w:author="cel_mendoca" w:date="2015-11-10T18:22:00Z" w:initials="c">
     <w:p>
       <w:pPr>
-        <w:overflowPunct w:val="false"/>
+        <w:overflowPunct w:val="true"/>
         <w:spacing w:before="0" w:after="0" w:lineRule="auto" w:line="240"/>
         <w:jc w:val="start"/>
         <w:rPr/>
@@ -11154,7 +11337,7 @@
     </w:p>
     <w:p>
       <w:pPr>
-        <w:overflowPunct w:val="false"/>
+        <w:overflowPunct w:val="true"/>
         <w:spacing w:before="0" w:after="0" w:lineRule="auto" w:line="240"/>
         <w:jc w:val="start"/>
         <w:rPr/>
@@ -11169,7 +11352,7 @@
     </w:p>
     <w:p>
       <w:pPr>
-        <w:overflowPunct w:val="false"/>
+        <w:overflowPunct w:val="true"/>
         <w:spacing w:before="0" w:after="0" w:lineRule="auto" w:line="240"/>
         <w:jc w:val="start"/>
         <w:rPr/>
@@ -11186,7 +11369,7 @@
   <w:comment w:id="1" w:author="cel_mendoca" w:date="2015-11-10T18:20:00Z" w:initials="c">
     <w:p>
       <w:pPr>
-        <w:overflowPunct w:val="false"/>
+        <w:overflowPunct w:val="true"/>
         <w:spacing w:before="0" w:after="0" w:lineRule="auto" w:line="240"/>
         <w:jc w:val="start"/>
         <w:rPr/>
@@ -11206,7 +11389,7 @@
   <w:comment w:id="2" w:author="cel_mendoca" w:date="2015-11-10T19:59:00Z" w:initials="c">
     <w:p>
       <w:pPr>
-        <w:overflowPunct w:val="false"/>
+        <w:overflowPunct w:val="true"/>
         <w:spacing w:before="0" w:after="0" w:lineRule="auto" w:line="240"/>
         <w:jc w:val="start"/>
         <w:rPr/>
@@ -11226,7 +11409,7 @@
   <w:comment w:id="3" w:author="cel_mendoca" w:date="2015-11-10T19:20:00Z" w:initials="c">
     <w:p>
       <w:pPr>
-        <w:overflowPunct w:val="false"/>
+        <w:overflowPunct w:val="true"/>
         <w:spacing w:before="0" w:after="0" w:lineRule="auto" w:line="240"/>
         <w:jc w:val="start"/>
         <w:rPr/>
@@ -11246,7 +11429,7 @@
   <w:comment w:id="4" w:author="cel_mendoca" w:date="2015-11-10T19:16:00Z" w:initials="c">
     <w:p>
       <w:pPr>
-        <w:overflowPunct w:val="false"/>
+        <w:overflowPunct w:val="true"/>
         <w:spacing w:before="0" w:after="0" w:lineRule="auto" w:line="240"/>
         <w:jc w:val="start"/>
         <w:rPr/>
@@ -11267,6 +11450,51 @@
 </file>
 
 <file path=word/footer1.xml><?xml version="1.0" encoding="utf-8"?>
+<w:ftr xmlns:o="urn:schemas-microsoft-com:office:office" xmlns:r="http://schemas.openxmlformats.org/officeDocument/2006/relationships" xmlns:v="urn:schemas-microsoft-com:vml" xmlns:w="http://schemas.openxmlformats.org/wordprocessingml/2006/main" xmlns:w10="urn:schemas-microsoft-com:office:word" xmlns:wp="http://schemas.openxmlformats.org/drawingml/2006/wordprocessingDrawing" xmlns:pic="http://schemas.openxmlformats.org/drawingml/2006/picture" xmlns:wps="http://schemas.microsoft.com/office/word/2010/wordprocessingShape" xmlns:wpg="http://schemas.microsoft.com/office/word/2010/wordprocessingGroup" xmlns:mc="http://schemas.openxmlformats.org/markup-compatibility/2006" xmlns:wp14="http://schemas.microsoft.com/office/word/2010/wordprocessingDrawing" xmlns:w14="http://schemas.microsoft.com/office/word/2010/wordml" xmlns:w15="http://schemas.microsoft.com/office/word/2012/wordml" mc:Ignorable="w14 wp14 w15">
+  <w:p>
+    <w:pPr>
+      <w:pStyle w:val="Footer"/>
+      <w:rPr/>
+    </w:pPr>
+    <w:r>
+      <w:rPr/>
+    </w:r>
+  </w:p>
+</w:ftr>
+</file>
+
+<file path=word/footer2.xml><?xml version="1.0" encoding="utf-8"?>
+<w:ftr xmlns:o="urn:schemas-microsoft-com:office:office" xmlns:r="http://schemas.openxmlformats.org/officeDocument/2006/relationships" xmlns:v="urn:schemas-microsoft-com:vml" xmlns:w="http://schemas.openxmlformats.org/wordprocessingml/2006/main" xmlns:w10="urn:schemas-microsoft-com:office:word" xmlns:wp="http://schemas.openxmlformats.org/drawingml/2006/wordprocessingDrawing" xmlns:pic="http://schemas.openxmlformats.org/drawingml/2006/picture" xmlns:wps="http://schemas.microsoft.com/office/word/2010/wordprocessingShape" xmlns:wpg="http://schemas.microsoft.com/office/word/2010/wordprocessingGroup" xmlns:mc="http://schemas.openxmlformats.org/markup-compatibility/2006" xmlns:wp14="http://schemas.microsoft.com/office/word/2010/wordprocessingDrawing" xmlns:w14="http://schemas.microsoft.com/office/word/2010/wordml" xmlns:w15="http://schemas.microsoft.com/office/word/2012/wordml" mc:Ignorable="w14 wp14 w15">
+  <w:p>
+    <w:pPr>
+      <w:pStyle w:val="Footer"/>
+      <w:rPr/>
+    </w:pPr>
+    <w:r>
+      <w:rPr/>
+      <w:fldChar w:fldCharType="begin"/>
+    </w:r>
+    <w:r>
+      <w:rPr/>
+      <w:instrText xml:space="preserve"> PAGE </w:instrText>
+    </w:r>
+    <w:r>
+      <w:rPr/>
+      <w:fldChar w:fldCharType="separate"/>
+    </w:r>
+    <w:r>
+      <w:rPr/>
+      <w:t>48</w:t>
+    </w:r>
+    <w:r>
+      <w:rPr/>
+      <w:fldChar w:fldCharType="end"/>
+    </w:r>
+  </w:p>
+</w:ftr>
+</file>
+
+<file path=word/footer3.xml><?xml version="1.0" encoding="utf-8"?>
 <w:ftr xmlns:o="urn:schemas-microsoft-com:office:office" xmlns:r="http://schemas.openxmlformats.org/officeDocument/2006/relationships" xmlns:v="urn:schemas-microsoft-com:vml" xmlns:w="http://schemas.openxmlformats.org/wordprocessingml/2006/main" xmlns:w10="urn:schemas-microsoft-com:office:word" xmlns:wp="http://schemas.openxmlformats.org/drawingml/2006/wordprocessingDrawing" xmlns:pic="http://schemas.openxmlformats.org/drawingml/2006/picture" xmlns:wps="http://schemas.microsoft.com/office/word/2010/wordprocessingShape" xmlns:wpg="http://schemas.microsoft.com/office/word/2010/wordprocessingGroup" xmlns:mc="http://schemas.openxmlformats.org/markup-compatibility/2006" xmlns:wp14="http://schemas.microsoft.com/office/word/2010/wordprocessingDrawing" xmlns:w14="http://schemas.microsoft.com/office/word/2010/wordml" xmlns:w15="http://schemas.microsoft.com/office/word/2012/wordml" mc:Ignorable="w14 wp14 w15">
   <w:p>
     <w:pPr>
@@ -17304,15 +17532,15 @@
       <w:szCs w:val="20"/>
     </w:rPr>
   </w:style>
-  <w:style w:type="character" w:styleId="Caracteresdenotaderodapuser" w:customStyle="1">
-    <w:name w:val="Caracteres de nota de rodapé (user)"/>
+  <w:style w:type="character" w:styleId="Caracteresdenotaderodap" w:customStyle="1">
+    <w:name w:val="Caracteres de nota de rodapé"/>
     <w:qFormat/>
     <w:rPr>
       <w:vertAlign w:val="superscript"/>
     </w:rPr>
   </w:style>
-  <w:style w:type="character" w:styleId="Caracteresdenotaderodap">
-    <w:name w:val="Caracteres de nota de rodapé"/>
+  <w:style w:type="character" w:styleId="Caracteresdenotaderodapuser">
+    <w:name w:val="Caracteres de nota de rodapé (user)"/>
     <w:qFormat/>
     <w:rPr>
       <w:vertAlign w:val="superscript"/>
@@ -17385,25 +17613,25 @@
       <w:szCs w:val="18"/>
     </w:rPr>
   </w:style>
-  <w:style w:type="character" w:styleId="Vnculodendiceuser" w:customStyle="1">
-    <w:name w:val="Vínculo de índice (user)"/>
+  <w:style w:type="character" w:styleId="Vnculodendice" w:customStyle="1">
+    <w:name w:val="Vínculo de índice"/>
     <w:qFormat/>
     <w:rPr/>
   </w:style>
-  <w:style w:type="character" w:styleId="Smbolosdenumeraouser" w:customStyle="1">
-    <w:name w:val="Símbolos de numeração (user)"/>
+  <w:style w:type="character" w:styleId="Smbolosdenumerao" w:customStyle="1">
+    <w:name w:val="Símbolos de numeração"/>
     <w:qFormat/>
     <w:rPr/>
   </w:style>
-  <w:style w:type="character" w:styleId="Marcadoresuser" w:customStyle="1">
-    <w:name w:val="Marcadores (user)"/>
+  <w:style w:type="character" w:styleId="Marcadores" w:customStyle="1">
+    <w:name w:val="Marcadores"/>
     <w:qFormat/>
     <w:rPr>
       <w:rFonts w:ascii="OpenSymbol" w:hAnsi="OpenSymbol" w:eastAsia="OpenSymbol" w:cs="OpenSymbol"/>
     </w:rPr>
   </w:style>
-  <w:style w:type="character" w:styleId="Vnculodendice">
-    <w:name w:val="Vínculo de índice"/>
+  <w:style w:type="character" w:styleId="Vnculodendiceuser">
+    <w:name w:val="Vínculo de índice (user)"/>
     <w:qFormat/>
     <w:rPr/>
   </w:style>
@@ -17462,7 +17690,7 @@
       <w:szCs w:val="18"/>
     </w:rPr>
   </w:style>
-  <w:style w:type="paragraph" w:styleId="ndice">
+  <w:style w:type="paragraph" w:styleId="ndice" w:customStyle="1">
     <w:name w:val="Índice"/>
     <w:basedOn w:val="Normal"/>
     <w:qFormat/>
@@ -17488,7 +17716,7 @@
       <w:szCs w:val="28"/>
     </w:rPr>
   </w:style>
-  <w:style w:type="paragraph" w:styleId="ndiceuser" w:customStyle="1">
+  <w:style w:type="paragraph" w:styleId="ndiceuser">
     <w:name w:val="Índice (user)"/>
     <w:basedOn w:val="Normal"/>
     <w:qFormat/>
@@ -17532,15 +17760,15 @@
       <w:sz w:val="20"/>
     </w:rPr>
   </w:style>
-  <w:style w:type="paragraph" w:styleId="Cabealhoerodapuser" w:customStyle="1">
-    <w:name w:val="Cabeçalho e rodapé (user)"/>
+  <w:style w:type="paragraph" w:styleId="Cabealhoerodap" w:customStyle="1">
+    <w:name w:val="Cabeçalho e rodapé"/>
     <w:basedOn w:val="Normal"/>
     <w:qFormat/>
     <w:pPr/>
     <w:rPr/>
   </w:style>
-  <w:style w:type="paragraph" w:styleId="Cabealhoerodap">
-    <w:name w:val="Cabeçalho e rodapé"/>
+  <w:style w:type="paragraph" w:styleId="Cabealhoerodapuser">
+    <w:name w:val="Cabeçalho e rodapé (user)"/>
     <w:basedOn w:val="Normal"/>
     <w:qFormat/>
     <w:pPr/>
@@ -17904,15 +18132,15 @@
     </w:pPr>
     <w:rPr/>
   </w:style>
-  <w:style w:type="paragraph" w:styleId="Contedodoquadrouser" w:customStyle="1">
-    <w:name w:val="Conteúdo do quadro (user)"/>
+  <w:style w:type="paragraph" w:styleId="Contedodoquadro" w:customStyle="1">
+    <w:name w:val="Conteúdo do quadro"/>
     <w:basedOn w:val="Normal"/>
     <w:qFormat/>
     <w:pPr/>
     <w:rPr/>
   </w:style>
-  <w:style w:type="paragraph" w:styleId="Contedodatabelauser" w:customStyle="1">
-    <w:name w:val="Conteúdo da tabela (user)"/>
+  <w:style w:type="paragraph" w:styleId="Contedodatabela" w:customStyle="1">
+    <w:name w:val="Conteúdo da tabela"/>
     <w:basedOn w:val="Normal"/>
     <w:qFormat/>
     <w:pPr>
@@ -17921,43 +18149,43 @@
     </w:pPr>
     <w:rPr/>
   </w:style>
-  <w:style w:type="paragraph" w:styleId="Figurauser" w:customStyle="1">
+  <w:style w:type="paragraph" w:styleId="Figura" w:customStyle="1">
+    <w:name w:val="Figura"/>
+    <w:basedOn w:val="Caption"/>
+    <w:qFormat/>
+    <w:pPr/>
+    <w:rPr/>
+  </w:style>
+  <w:style w:type="paragraph" w:styleId="Tabela" w:customStyle="1">
+    <w:name w:val="Tabela"/>
+    <w:basedOn w:val="Caption"/>
+    <w:qFormat/>
+    <w:pPr/>
+    <w:rPr/>
+  </w:style>
+  <w:style w:type="paragraph" w:styleId="Contedodoquadrouser">
+    <w:name w:val="Conteúdo do quadro (user)"/>
+    <w:basedOn w:val="Normal"/>
+    <w:qFormat/>
+    <w:pPr/>
+    <w:rPr/>
+  </w:style>
+  <w:style w:type="paragraph" w:styleId="Tabelauser">
+    <w:name w:val="Tabela (user)"/>
+    <w:basedOn w:val="Caption"/>
+    <w:qFormat/>
+    <w:pPr/>
+    <w:rPr/>
+  </w:style>
+  <w:style w:type="paragraph" w:styleId="Figurauser">
     <w:name w:val="Figura (user)"/>
     <w:basedOn w:val="Caption"/>
     <w:qFormat/>
     <w:pPr/>
     <w:rPr/>
   </w:style>
-  <w:style w:type="paragraph" w:styleId="Tabelauser" w:customStyle="1">
-    <w:name w:val="Tabela (user)"/>
-    <w:basedOn w:val="Caption"/>
-    <w:qFormat/>
-    <w:pPr/>
-    <w:rPr/>
-  </w:style>
-  <w:style w:type="paragraph" w:styleId="Contedodoquadro">
-    <w:name w:val="Conteúdo do quadro"/>
-    <w:basedOn w:val="Normal"/>
-    <w:qFormat/>
-    <w:pPr/>
-    <w:rPr/>
-  </w:style>
-  <w:style w:type="paragraph" w:styleId="Tabela">
-    <w:name w:val="Tabela"/>
-    <w:basedOn w:val="Caption"/>
-    <w:qFormat/>
-    <w:pPr/>
-    <w:rPr/>
-  </w:style>
-  <w:style w:type="paragraph" w:styleId="Figura">
-    <w:name w:val="Figura"/>
-    <w:basedOn w:val="Caption"/>
-    <w:qFormat/>
-    <w:pPr/>
-    <w:rPr/>
-  </w:style>
-  <w:style w:type="numbering" w:styleId="Semlista" w:default="1">
-    <w:name w:val="Sem lista"/>
+  <w:style w:type="numbering" w:styleId="Semlistauser" w:default="1">
+    <w:name w:val="Sem lista (user)"/>
     <w:uiPriority w:val="99"/>
     <w:semiHidden/>
     <w:unhideWhenUsed/>
